--- a/people-lead/word/ana/15-justificativa-recomendacao.docx
+++ b/people-lead/word/ana/15-justificativa-recomendacao.docx
@@ -22,7 +22,7 @@
           <w:color w:val="555555"/>
           <w:sz w:val="22"/>
         </w:rPr>
-        <w:t>Justificativa da Recomendação · PL · uso interno</w:t>
+        <w:t>Ana Karina · PL · uso interno</w:t>
       </w:r>
     </w:p>
     <w:p/>
@@ -87,6 +87,38 @@
       </w:r>
     </w:p>
     <w:p>
+      <w:r>
+        <w:t xml:space="preserve">Feedbacks de projeto: </w:t>
+      </w:r>
+      <w:r>
+        <w:rPr>
+          <w:b/>
+        </w:rPr>
+        <w:t>Rafael Coloda</w:t>
+      </w:r>
+      <w:r>
+        <w:t xml:space="preserve">, </w:t>
+      </w:r>
+      <w:r>
+        <w:rPr>
+          <w:b/>
+        </w:rPr>
+        <w:t>Jessica</w:t>
+      </w:r>
+      <w:r>
+        <w:t xml:space="preserve">, </w:t>
+      </w:r>
+      <w:r>
+        <w:rPr>
+          <w:b/>
+        </w:rPr>
+        <w:t>Celline</w:t>
+      </w:r>
+      <w:r>
+        <w:t xml:space="preserve"> (registrados 08/09/2026)</w:t>
+      </w:r>
+    </w:p>
+    <w:p>
       <w:pPr>
         <w:ind w:left="425"/>
       </w:pPr>
@@ -109,21 +141,7 @@
           <w:i/>
           <w:color w:val="444444"/>
         </w:rPr>
-        <w:t xml:space="preserve">.   Tom alinhado ao último ciclo (quando ainda era estágio), atualizado para </w:t>
-      </w:r>
-      <w:r>
-        <w:rPr>
-          <w:b/>
-          <w:color w:val="444444"/>
-        </w:rPr>
-        <w:t>Associate</w:t>
-      </w:r>
-      <w:r>
-        <w:rPr>
-          <w:i/>
-          <w:color w:val="444444"/>
-        </w:rPr>
-        <w:t xml:space="preserve"> efetivo.</w:t>
+        <w:t>.   Tom alinhado ao último ciclo, atualizado com evidências do projeto.</w:t>
       </w:r>
     </w:p>
     <w:p>
@@ -280,7 +298,7 @@
               <w:rPr>
                 <w:sz w:val="20"/>
               </w:rPr>
-              <w:t xml:space="preserve"> · potencial alto</w:t>
+              <w:t xml:space="preserve"> (confirmado por gestor + liderança técnica + par)</w:t>
             </w:r>
           </w:p>
         </w:tc>
@@ -325,7 +343,7 @@
               <w:rPr>
                 <w:sz w:val="20"/>
               </w:rPr>
-              <w:t xml:space="preserve"> (entrega no app + IA aplicada), sujeito a feedback do projeto</w:t>
+              <w:t xml:space="preserve"> — qualidade, colaboração, comunicação de riscos</w:t>
             </w:r>
           </w:p>
         </w:tc>
@@ -346,7 +364,7 @@
               <w:rPr>
                 <w:sz w:val="20"/>
               </w:rPr>
-              <w:t>Próximo foco</w:t>
+              <w:t>Desenvolvimento explícito</w:t>
             </w:r>
           </w:p>
         </w:tc>
@@ -365,7 +383,52 @@
               <w:rPr>
                 <w:sz w:val="20"/>
               </w:rPr>
-              <w:t>Consolidar Associate excelente → dossiê Analyst no FY27</w:t>
+              <w:t xml:space="preserve">Autonomia em complexidade + </w:t>
+            </w:r>
+            <w:r>
+              <w:rPr>
+                <w:b/>
+                <w:sz w:val="20"/>
+              </w:rPr>
+              <w:t>disciplina no lançamento de horas no Jira</w:t>
+            </w:r>
+          </w:p>
+        </w:tc>
+      </w:tr>
+      <w:tr>
+        <w:tc>
+          <w:tcPr>
+            <w:tcW w:type="dxa" w:w="4873"/>
+          </w:tcPr>
+          <w:p>
+            <w:r>
+              <w:rPr>
+                <w:sz w:val="20"/>
+              </w:rPr>
+            </w:r>
+            <w:r>
+              <w:rPr>
+                <w:sz w:val="20"/>
+              </w:rPr>
+              <w:t>Próximo foco</w:t>
+            </w:r>
+          </w:p>
+        </w:tc>
+        <w:tc>
+          <w:tcPr>
+            <w:tcW w:type="dxa" w:w="4873"/>
+          </w:tcPr>
+          <w:p>
+            <w:r>
+              <w:rPr>
+                <w:sz w:val="20"/>
+              </w:rPr>
+            </w:r>
+            <w:r>
+              <w:rPr>
+                <w:sz w:val="20"/>
+              </w:rPr>
+              <w:t>Consolidar Associate → dossiê Analyst no FY27</w:t>
             </w:r>
           </w:p>
         </w:tc>
@@ -425,7 +488,7 @@
         <w:t>evolução consistente</w:t>
       </w:r>
       <w:r>
-        <w:t xml:space="preserve"> na stack, na qualidade das entregas e na compreensão do produto — incluindo a transição do projeto de </w:t>
+        <w:t xml:space="preserve"> na condução das atividades sob sua responsabilidade e na compreensão do produto — incluindo a transição do projeto de </w:t>
       </w:r>
       <w:r>
         <w:rPr>
@@ -448,16 +511,34 @@
         <w:t>entrega contínua no cliente</w:t>
       </w:r>
       <w:r>
-        <w:t xml:space="preserve">, ao aprendizado aplicado no dia a dia e ao </w:t>
+        <w:t xml:space="preserve">, à preocupação com a </w:t>
       </w:r>
       <w:r>
         <w:rPr>
           <w:b/>
         </w:rPr>
-        <w:t>uso real de Copilot e agentes de IA</w:t>
+        <w:t>qualidade das implementações</w:t>
       </w:r>
       <w:r>
-        <w:t xml:space="preserve"> no fluxo do time (incluindo iniciativa de agente para analytics e aplicação de IA no frontend), alinhado às prioridades da prática. Também concluiu a certificação </w:t>
+        <w:t xml:space="preserve"> e à </w:t>
+      </w:r>
+      <w:r>
+        <w:rPr>
+          <w:b/>
+        </w:rPr>
+        <w:t>comunicação antecipada de problemas e riscos</w:t>
+      </w:r>
+      <w:r>
+        <w:t xml:space="preserve"> ao time. Também evoluiu o inglês de </w:t>
+      </w:r>
+      <w:r>
+        <w:rPr>
+          <w:b/>
+        </w:rPr>
+        <w:t>B2 para C1+</w:t>
+      </w:r>
+      <w:r>
+        <w:t xml:space="preserve"> no goFluent e concluiu a certificação </w:t>
       </w:r>
       <w:r>
         <w:rPr>
@@ -466,16 +547,7 @@
         <w:t>AZ-900</w:t>
       </w:r>
       <w:r>
-        <w:t xml:space="preserve"> e evoluiu o inglês de </w:t>
-      </w:r>
-      <w:r>
-        <w:rPr>
-          <w:b/>
-        </w:rPr>
-        <w:t>B2 para C1+</w:t>
-      </w:r>
-      <w:r>
-        <w:t xml:space="preserve"> no goFluent — resultados objetivos do ciclo. Metas de médio prazo (ex.: Swift / AI-900 formal) foram conscientemente priorizadas em segundo plano diante da carga de </w:t>
+        <w:t xml:space="preserve">. Nas 1:1, relatou uso aplicado de Copilot/agentes de IA no fluxo do projeto, alinhado às prioridades da prática. Metas de médio prazo (ex.: Swift / AI-900 formal) foram conscientemente priorizadas em segundo plano diante da carga de </w:t>
       </w:r>
       <w:r>
         <w:rPr>
@@ -498,6 +570,56 @@
     </w:p>
     <w:p>
       <w:r>
+        <w:t xml:space="preserve">Os feedbacks de projeto </w:t>
+      </w:r>
+      <w:r>
+        <w:rPr>
+          <w:b/>
+        </w:rPr>
+        <w:t>confirmam</w:t>
+      </w:r>
+      <w:r>
+        <w:t xml:space="preserve"> essa leitura. O gestor </w:t>
+      </w:r>
+      <w:r>
+        <w:rPr>
+          <w:b/>
+        </w:rPr>
+        <w:t>Rafael Coloda</w:t>
+      </w:r>
+      <w:r>
+        <w:t xml:space="preserve"> aponta desempenho consistente e alinhado ao nível, qualidade das entregas, cautela nas implementações, comunicação de riscos, busca adequada de apoio e postura colaborativa — destacando, como ponto de atenção, a necessidade de maior disciplina no </w:t>
+      </w:r>
+      <w:r>
+        <w:rPr>
+          <w:b/>
+        </w:rPr>
+        <w:t>lançamento de horas no Jira</w:t>
+      </w:r>
+      <w:r>
+        <w:t xml:space="preserve">, de forma autônoma e consistente. A liderança técnica </w:t>
+      </w:r>
+      <w:r>
+        <w:rPr>
+          <w:b/>
+        </w:rPr>
+        <w:t>Jessica</w:t>
+      </w:r>
+      <w:r>
+        <w:t xml:space="preserve"> reforça evolução consistente, qualidade, comunicação de riscos, curiosidade e colaboração, com expectativa de ampliar autonomia técnica/funcional no próximo ciclo. A par </w:t>
+      </w:r>
+      <w:r>
+        <w:rPr>
+          <w:b/>
+        </w:rPr>
+        <w:t>Celline</w:t>
+      </w:r>
+      <w:r>
+        <w:t xml:space="preserve"> descreve profissional dedicada, transparente, organizada, com preocupação com qualidade e prazos e colaboração positiva no dia a dia.</w:t>
+      </w:r>
+    </w:p>
+    <w:p>
+      <w:r>
         <w:t>Nas 1:1 com o People Lead, demonstra disponibilidade para diálogo, escuta ativa e interesse em compreender seu papel, expectativas e próximos passos. Apresenta postura profissional adequada, abertura para aprender, receptividade a feedbacks e clareza de norte de carreira (</w:t>
       </w:r>
       <w:r>
@@ -507,16 +629,7 @@
         <w:t>arquitetura mobile</w:t>
       </w:r>
       <w:r>
-        <w:t xml:space="preserve">). Demonstra responsabilidade com combinados, honestidade no fechamento do ciclo e comportamento alinhado a um ambiente colaborativo e respeitoso. Os comportamentos observados indicam </w:t>
-      </w:r>
-      <w:r>
-        <w:rPr>
-          <w:b/>
-        </w:rPr>
-        <w:t>comprometimento com o próprio desenvolvimento</w:t>
-      </w:r>
-      <w:r>
-        <w:t xml:space="preserve"> e com a experiência no projeto.</w:t>
+        <w:t>). Demonstra responsabilidade com combinados, honestidade no fechamento do ciclo e comportamento alinhado a um ambiente colaborativo e respeitoso.</w:t>
       </w:r>
     </w:p>
     <w:p>
@@ -530,7 +643,16 @@
         <w:t>consolidação técnica e profissional no nível Associate</w:t>
       </w:r>
       <w:r>
-        <w:t>, com oportunidades claras de evolução em: registro formal de evidências de entrega, formalização de cases de IA, e aprofundamento em arquitetura — base para um eventual movimento a Analyst no FY27, se a trajetória se mantiver. As 1:1 têm sido utilizadas como espaço de reflexão sobre carreira, ciclo de performance e crescimento contínuo, contribuindo para maior clareza sobre expectativas e próximos desafios.</w:t>
+        <w:t xml:space="preserve">, com oportunidades claras de evolução em: maior autonomia na resolução de problemas e em atividades de maior complexidade; formalização de evidências e cases (incl. IA); e </w:t>
+      </w:r>
+      <w:r>
+        <w:rPr>
+          <w:b/>
+        </w:rPr>
+        <w:t>disciplina nas responsabilidades operacionais (lançamento de horas no Jira)</w:t>
+      </w:r>
+      <w:r>
+        <w:t>. As 1:1 têm sido utilizadas como espaço de reflexão sobre carreira, ciclo de performance e crescimento contínuo.</w:t>
       </w:r>
     </w:p>
     <w:p>
@@ -550,7 +672,7 @@
         <w:t>Associate</w:t>
       </w:r>
       <w:r>
-        <w:t xml:space="preserve"> neste December Cycle, com reconhecimento qualitativo do desempenho no cliente e da aplicação de IA; </w:t>
+        <w:t xml:space="preserve"> neste December Cycle, com reconhecimento do desempenho alinhado ao cargo e dos feedbacks positivos de gestor, liderança técnica e par; </w:t>
       </w:r>
       <w:r>
         <w:rPr>
@@ -559,7 +681,7 @@
         <w:t>não recomendar promoção</w:t>
       </w:r>
       <w:r>
-        <w:t xml:space="preserve"> neste FY, dado o tempo de casa e o pacote ainda em consolidação. Continuar acompanhamento mensal com plano trimestre/semestre/ano e alinhamento com o gestor de projeto (</w:t>
+        <w:t xml:space="preserve"> a Analyst neste FY, dado o tempo de casa e o próprio direcionamento dos feedbacks (consolidação e autonomia). Continuar acompanhamento mensal com plano trimestre/semestre/ano e alinhamento contínuo com </w:t>
       </w:r>
       <w:r>
         <w:rPr>
@@ -568,7 +690,7 @@
         <w:t>Rafael Coloda</w:t>
       </w:r>
       <w:r>
-        <w:t>).</w:t>
+        <w:t>.</w:t>
       </w:r>
     </w:p>
     <w:p>
@@ -583,21 +705,21 @@
         <w:pStyle w:val="Heading2"/>
       </w:pPr>
       <w:r>
-        <w:t>Versão curta (se o campo tiver limite de caracteres)</w:t>
+        <w:t>Versão curta (se o campo tiver limite)</w:t>
       </w:r>
     </w:p>
     <w:p>
       <w:r>
-        <w:t xml:space="preserve">Durante o FY26, Ana Karina (Associate, Mobile) no BANCO BRADESCO entregou no app nativo Kotlin/Android com evolução até a fase de homologação, alto engajamento e uso aplicado de Copilot/agentes de IA. Concluiu AZ-900 e inglês C1+. Nas 1:1 demonstra postura profissional, abertura a feedback e clareza de carreira (arquitetura mobile). </w:t>
+        <w:t xml:space="preserve">Durante o FY26, Ana Karina (Associate, Mobile) no BANCO BRADESCO entregou no app nativo com evolução consistente até homologação, preocupação com qualidade e comunicação de riscos. Feedbacks de Rafael Coloda, Jessica e Celline confirmam desempenho alinhado ao nível, colaboração e curiosidade; ponto de evolução: lançamento de horas no Jira de forma autônoma. AZ-900 e inglês C1+ concluídos. </w:t>
       </w:r>
       <w:r>
         <w:rPr>
           <w:b/>
         </w:rPr>
-        <w:t>Recomendação: consolidar Associate neste ciclo; não promover a Analyst agora</w:t>
+        <w:t>Recomendação: consolidar Associate; não promover a Analyst neste ciclo</w:t>
       </w:r>
       <w:r>
-        <w:t xml:space="preserve"> — potencial alto para FY27 com evidências e feedback de projeto.</w:t>
+        <w:t xml:space="preserve"> — potencial alto para FY27 com maior autonomia.</w:t>
       </w:r>
     </w:p>
     <w:p>
@@ -612,277 +734,7 @@
         <w:pStyle w:val="Heading2"/>
       </w:pPr>
       <w:r>
-        <w:t>Comparativo com o último ciclo (referência)</w:t>
-      </w:r>
-    </w:p>
-    <w:tbl>
-      <w:tblPr>
-        <w:tblStyle w:val="TableGrid"/>
-        <w:tblW w:type="auto" w:w="0"/>
-        <w:tblLook w:firstColumn="1" w:firstRow="1" w:lastColumn="0" w:lastRow="0" w:noHBand="0" w:noVBand="1" w:val="04A0"/>
-      </w:tblPr>
-      <w:tblGrid>
-        <w:gridCol w:w="4873"/>
-        <w:gridCol w:w="4873"/>
-      </w:tblGrid>
-      <w:tr>
-        <w:tc>
-          <w:tcPr>
-            <w:tcW w:type="dxa" w:w="4873"/>
-            <w:shd w:fill="1F3A5F" w:val="clear"/>
-          </w:tcPr>
-          <w:p>
-            <w:r>
-              <w:rPr>
-                <w:b/>
-                <w:color w:val="FFFFFF"/>
-                <w:sz w:val="20"/>
-              </w:rPr>
-            </w:r>
-            <w:r>
-              <w:rPr>
-                <w:b/>
-                <w:color w:val="FFFFFF"/>
-                <w:sz w:val="20"/>
-              </w:rPr>
-              <w:t>Último ciclo (estágio)</w:t>
-            </w:r>
-          </w:p>
-        </w:tc>
-        <w:tc>
-          <w:tcPr>
-            <w:tcW w:type="dxa" w:w="4873"/>
-            <w:shd w:fill="1F3A5F" w:val="clear"/>
-          </w:tcPr>
-          <w:p>
-            <w:r>
-              <w:rPr>
-                <w:b/>
-                <w:color w:val="FFFFFF"/>
-                <w:sz w:val="20"/>
-              </w:rPr>
-            </w:r>
-            <w:r>
-              <w:rPr>
-                <w:b/>
-                <w:color w:val="FFFFFF"/>
-                <w:sz w:val="20"/>
-              </w:rPr>
-              <w:t>Este ciclo (Associate)</w:t>
-            </w:r>
-          </w:p>
-        </w:tc>
-      </w:tr>
-      <w:tr>
-        <w:tc>
-          <w:tcPr>
-            <w:tcW w:type="dxa" w:w="4873"/>
-          </w:tcPr>
-          <w:p>
-            <w:r>
-              <w:rPr>
-                <w:sz w:val="20"/>
-              </w:rPr>
-            </w:r>
-            <w:r>
-              <w:rPr>
-                <w:sz w:val="20"/>
-              </w:rPr>
-              <w:t>Escopo de estágio / rotinas</w:t>
-            </w:r>
-          </w:p>
-        </w:tc>
-        <w:tc>
-          <w:tcPr>
-            <w:tcW w:type="dxa" w:w="4873"/>
-          </w:tcPr>
-          <w:p>
-            <w:r>
-              <w:rPr>
-                <w:sz w:val="20"/>
-              </w:rPr>
-            </w:r>
-            <w:r>
-              <w:rPr>
-                <w:sz w:val="20"/>
-              </w:rPr>
-              <w:t>Escopo Associate em app nativo Bradesco</w:t>
-            </w:r>
-          </w:p>
-        </w:tc>
-      </w:tr>
-      <w:tr>
-        <w:tc>
-          <w:tcPr>
-            <w:tcW w:type="dxa" w:w="4873"/>
-            <w:shd w:fill="F3F6FA" w:val="clear"/>
-          </w:tcPr>
-          <w:p>
-            <w:r>
-              <w:rPr>
-                <w:sz w:val="20"/>
-              </w:rPr>
-            </w:r>
-            <w:r>
-              <w:rPr>
-                <w:sz w:val="20"/>
-              </w:rPr>
-              <w:t>Aprendizado + apoio à equipe</w:t>
-            </w:r>
-          </w:p>
-        </w:tc>
-        <w:tc>
-          <w:tcPr>
-            <w:tcW w:type="dxa" w:w="4873"/>
-            <w:shd w:fill="F3F6FA" w:val="clear"/>
-          </w:tcPr>
-          <w:p>
-            <w:r>
-              <w:rPr>
-                <w:sz w:val="20"/>
-              </w:rPr>
-            </w:r>
-            <w:r>
-              <w:rPr>
-                <w:sz w:val="20"/>
-              </w:rPr>
-              <w:t>Entrega + homologação + IA aplicada</w:t>
-            </w:r>
-          </w:p>
-        </w:tc>
-      </w:tr>
-      <w:tr>
-        <w:tc>
-          <w:tcPr>
-            <w:tcW w:type="dxa" w:w="4873"/>
-          </w:tcPr>
-          <w:p>
-            <w:r>
-              <w:rPr>
-                <w:sz w:val="20"/>
-              </w:rPr>
-            </w:r>
-            <w:r>
-              <w:rPr>
-                <w:sz w:val="20"/>
-              </w:rPr>
-              <w:t>Evolução gradual de autonomia</w:t>
-            </w:r>
-          </w:p>
-        </w:tc>
-        <w:tc>
-          <w:tcPr>
-            <w:tcW w:type="dxa" w:w="4873"/>
-          </w:tcPr>
-          <w:p>
-            <w:r>
-              <w:rPr>
-                <w:sz w:val="20"/>
-              </w:rPr>
-            </w:r>
-            <w:r>
-              <w:rPr>
-                <w:sz w:val="20"/>
-              </w:rPr>
-              <w:t>Autonomia crescente; visão ponta a ponta</w:t>
-            </w:r>
-          </w:p>
-        </w:tc>
-      </w:tr>
-      <w:tr>
-        <w:tc>
-          <w:tcPr>
-            <w:tcW w:type="dxa" w:w="4873"/>
-            <w:shd w:fill="F3F6FA" w:val="clear"/>
-          </w:tcPr>
-          <w:p>
-            <w:r>
-              <w:rPr>
-                <w:sz w:val="20"/>
-              </w:rPr>
-            </w:r>
-            <w:r>
-              <w:rPr>
-                <w:sz w:val="20"/>
-              </w:rPr>
-              <w:t>Fase de desenvolvimento</w:t>
-            </w:r>
-          </w:p>
-        </w:tc>
-        <w:tc>
-          <w:tcPr>
-            <w:tcW w:type="dxa" w:w="4873"/>
-            <w:shd w:fill="F3F6FA" w:val="clear"/>
-          </w:tcPr>
-          <w:p>
-            <w:r>
-              <w:rPr>
-                <w:sz w:val="20"/>
-              </w:rPr>
-            </w:r>
-            <w:r>
-              <w:rPr>
-                <w:sz w:val="20"/>
-              </w:rPr>
-              <w:t>Consolidação Associate → trilha Analyst FY27</w:t>
-            </w:r>
-          </w:p>
-        </w:tc>
-      </w:tr>
-      <w:tr>
-        <w:tc>
-          <w:tcPr>
-            <w:tcW w:type="dxa" w:w="4873"/>
-          </w:tcPr>
-          <w:p>
-            <w:r>
-              <w:rPr>
-                <w:sz w:val="20"/>
-              </w:rPr>
-            </w:r>
-            <w:r>
-              <w:rPr>
-                <w:sz w:val="20"/>
-              </w:rPr>
-              <w:t>Sem promoção implícita</w:t>
-            </w:r>
-          </w:p>
-        </w:tc>
-        <w:tc>
-          <w:tcPr>
-            <w:tcW w:type="dxa" w:w="4873"/>
-          </w:tcPr>
-          <w:p>
-            <w:r>
-              <w:rPr>
-                <w:sz w:val="20"/>
-              </w:rPr>
-            </w:r>
-            <w:r>
-              <w:rPr>
-                <w:b/>
-                <w:sz w:val="20"/>
-              </w:rPr>
-              <w:t>Explícito: não promover neste FY</w:t>
-            </w:r>
-          </w:p>
-        </w:tc>
-      </w:tr>
-    </w:tbl>
-    <w:p/>
-    <w:p>
-      <w:pPr>
-        <w:pBdr>
-          <w:bottom w:val="single" w:sz="6" w:space="1" w:color="CCCCCC"/>
-        </w:pBdr>
-      </w:pPr>
-    </w:p>
-    <w:p>
-      <w:pPr>
-        <w:pStyle w:val="Heading2"/>
-      </w:pPr>
-      <w:r>
-        <w:t>Checklist antes de colar</w:t>
+        <w:t>Checklist</w:t>
       </w:r>
     </w:p>
     <w:p>
@@ -890,7 +742,7 @@
         <w:pStyle w:val="ListBullet"/>
       </w:pPr>
       <w:r>
-        <w:t>☐ Conferir se autorreflexão ABCD dela já foi submetida (cruzar tom)</w:t>
+        <w:t xml:space="preserve">☑ Feedback Rafael Coloda incorporado  </w:t>
       </w:r>
     </w:p>
     <w:p>
@@ -898,25 +750,7 @@
         <w:pStyle w:val="ListBullet"/>
       </w:pPr>
       <w:r>
-        <w:t xml:space="preserve">☐ Inserir síntese do feedback de </w:t>
-      </w:r>
-      <w:r>
-        <w:rPr>
-          <w:b/>
-        </w:rPr>
-        <w:t>Rafael Coloda</w:t>
-      </w:r>
-      <w:r>
-        <w:t xml:space="preserve"> / </w:t>
-      </w:r>
-      <w:r>
-        <w:rPr>
-          <w:b/>
-        </w:rPr>
-        <w:t>Jessica</w:t>
-      </w:r>
-      <w:r>
-        <w:t xml:space="preserve"> se já chegou</w:t>
+        <w:t xml:space="preserve">☑ Feedback Jessica incorporado  </w:t>
       </w:r>
     </w:p>
     <w:p>
@@ -924,7 +758,23 @@
         <w:pStyle w:val="ListBullet"/>
       </w:pPr>
       <w:r>
-        <w:t>☐ Confirmar Talent Outcome / Priority no formulário alinhados a esta justificativa</w:t>
+        <w:t xml:space="preserve">☑ Feedback Celline incorporado  </w:t>
+      </w:r>
+    </w:p>
+    <w:p>
+      <w:pPr>
+        <w:pStyle w:val="ListBullet"/>
+      </w:pPr>
+      <w:r>
+        <w:t xml:space="preserve">☐ Colar no Workday / ABCD Form (prazo PL)  </w:t>
+      </w:r>
+    </w:p>
+    <w:p>
+      <w:pPr>
+        <w:pStyle w:val="ListBullet"/>
+      </w:pPr>
+      <w:r>
+        <w:t xml:space="preserve">☐ Cruzar com autorreflexão ABCD dela quando submeter  </w:t>
       </w:r>
     </w:p>
     <w:sectPr>

--- a/people-lead/word/ana/15-justificativa-recomendacao.docx
+++ b/people-lead/word/ana/15-justificativa-recomendacao.docx
@@ -22,7 +22,7 @@
           <w:color w:val="555555"/>
           <w:sz w:val="22"/>
         </w:rPr>
-        <w:t>Ana Karina · PL · uso interno</w:t>
+        <w:t>Justificativa ≤3000 chars · PL</w:t>
       </w:r>
     </w:p>
     <w:p/>
@@ -452,245 +452,40 @@
     </w:p>
     <w:p>
       <w:r>
-        <w:t xml:space="preserve">Durante o período acompanhado neste FY26, Ana Karina atuou como </w:t>
-      </w:r>
-      <w:r>
         <w:rPr>
           <w:b/>
         </w:rPr>
-        <w:t>Associate, Mobile &amp; Device Dev</w:t>
-      </w:r>
-      <w:r>
-        <w:t xml:space="preserve">, no cliente </w:t>
-      </w:r>
-      <w:r>
-        <w:rPr>
-          <w:b/>
-        </w:rPr>
-        <w:t>BANCO BRADESCO</w:t>
-      </w:r>
-      <w:r>
-        <w:t xml:space="preserve">, no desenvolvimento do </w:t>
-      </w:r>
-      <w:r>
-        <w:rPr>
-          <w:b/>
-        </w:rPr>
-        <w:t>app nativo (Kotlin/Android)</w:t>
-      </w:r>
-      <w:r>
-        <w:t xml:space="preserve">. Cumpriu o escopo esperado para o nível Associate, com </w:t>
-      </w:r>
-      <w:r>
-        <w:rPr>
-          <w:b/>
-        </w:rPr>
-        <w:t>evolução consistente</w:t>
-      </w:r>
-      <w:r>
-        <w:t xml:space="preserve"> na condução das atividades sob sua responsabilidade e na compreensão do produto — incluindo a transição do projeto de </w:t>
-      </w:r>
-      <w:r>
-        <w:rPr>
-          <w:b/>
-        </w:rPr>
-        <w:t>desenvolvimento para homologação</w:t>
-      </w:r>
-      <w:r>
-        <w:t>, marco relevante de maturidade para o cargo e para o tempo de casa (admissão em 01/04/2026).</w:t>
+        <w:t>Limite Workday: 3.000 caracteres · este texto: ~2.230</w:t>
       </w:r>
     </w:p>
     <w:p>
       <w:r>
-        <w:t xml:space="preserve">O impacto observado está ligado à </w:t>
-      </w:r>
-      <w:r>
-        <w:rPr>
-          <w:b/>
-        </w:rPr>
-        <w:t>entrega contínua no cliente</w:t>
-      </w:r>
-      <w:r>
-        <w:t xml:space="preserve">, à preocupação com a </w:t>
-      </w:r>
-      <w:r>
-        <w:rPr>
-          <w:b/>
-        </w:rPr>
-        <w:t>qualidade das implementações</w:t>
-      </w:r>
-      <w:r>
-        <w:t xml:space="preserve"> e à </w:t>
-      </w:r>
-      <w:r>
-        <w:rPr>
-          <w:b/>
-        </w:rPr>
-        <w:t>comunicação antecipada de problemas e riscos</w:t>
-      </w:r>
-      <w:r>
-        <w:t xml:space="preserve"> ao time. Também evoluiu o inglês de </w:t>
-      </w:r>
-      <w:r>
-        <w:rPr>
-          <w:b/>
-        </w:rPr>
-        <w:t>B2 para C1+</w:t>
-      </w:r>
-      <w:r>
-        <w:t xml:space="preserve"> no goFluent e concluiu a certificação </w:t>
-      </w:r>
-      <w:r>
-        <w:rPr>
-          <w:b/>
-        </w:rPr>
-        <w:t>AZ-900</w:t>
-      </w:r>
-      <w:r>
-        <w:t xml:space="preserve">. Nas 1:1, relatou uso aplicado de Copilot/agentes de IA no fluxo do projeto, alinhado às prioridades da prática. Metas de médio prazo (ex.: Swift / AI-900 formal) foram conscientemente priorizadas em segundo plano diante da carga de </w:t>
-      </w:r>
-      <w:r>
-        <w:rPr>
-          <w:b/>
-        </w:rPr>
-        <w:t>faculdade presencial + entrega no cliente</w:t>
-      </w:r>
-      <w:r>
-        <w:t xml:space="preserve">, com plano claro para o </w:t>
-      </w:r>
-      <w:r>
-        <w:rPr>
-          <w:b/>
-        </w:rPr>
-        <w:t>FY27</w:t>
-      </w:r>
-      <w:r>
-        <w:t>.</w:t>
+        <w:t>Durante o FY26, Ana Karina atuou como Associate, Mobile &amp; Device Dev, no BANCO BRADESCO, no app nativo (Kotlin/Android). Cumpriu o escopo do nível Associate com evolução consistente nas atividades e no domínio do produto, incluindo a transição de desenvolvimento para homologação — marco relevante para o cargo e o tempo de casa (admissão em 01/04/2026).</w:t>
       </w:r>
     </w:p>
     <w:p>
       <w:r>
-        <w:t xml:space="preserve">Os feedbacks de projeto </w:t>
-      </w:r>
-      <w:r>
-        <w:rPr>
-          <w:b/>
-        </w:rPr>
-        <w:t>confirmam</w:t>
-      </w:r>
-      <w:r>
-        <w:t xml:space="preserve"> essa leitura. O gestor </w:t>
-      </w:r>
-      <w:r>
-        <w:rPr>
-          <w:b/>
-        </w:rPr>
-        <w:t>Rafael Coloda</w:t>
-      </w:r>
-      <w:r>
-        <w:t xml:space="preserve"> aponta desempenho consistente e alinhado ao nível, qualidade das entregas, cautela nas implementações, comunicação de riscos, busca adequada de apoio e postura colaborativa — destacando, como ponto de atenção, a necessidade de maior disciplina no </w:t>
-      </w:r>
-      <w:r>
-        <w:rPr>
-          <w:b/>
-        </w:rPr>
-        <w:t>lançamento de horas no Jira</w:t>
-      </w:r>
-      <w:r>
-        <w:t xml:space="preserve">, de forma autônoma e consistente. A liderança técnica </w:t>
-      </w:r>
-      <w:r>
-        <w:rPr>
-          <w:b/>
-        </w:rPr>
-        <w:t>Jessica</w:t>
-      </w:r>
-      <w:r>
-        <w:t xml:space="preserve"> reforça evolução consistente, qualidade, comunicação de riscos, curiosidade e colaboração, com expectativa de ampliar autonomia técnica/funcional no próximo ciclo. A par </w:t>
-      </w:r>
-      <w:r>
-        <w:rPr>
-          <w:b/>
-        </w:rPr>
-        <w:t>Celline</w:t>
-      </w:r>
-      <w:r>
-        <w:t xml:space="preserve"> descreve profissional dedicada, transparente, organizada, com preocupação com qualidade e prazos e colaboração positiva no dia a dia.</w:t>
+        <w:t>O impacto está ligado à entrega no cliente, à qualidade das implementações e à comunicação antecipada de problemas e riscos ao time. Evoluiu o inglês de B2 para C1+ (goFluent) e concluiu a AZ-900. Nas 1:1, relatou uso aplicado de Copilot/agentes de IA no projeto. Metas de médio prazo (Swift / AI-900) ficaram em segundo plano diante da faculdade presencial e da entrega no cliente, com plano para o FY27.</w:t>
       </w:r>
     </w:p>
     <w:p>
       <w:r>
-        <w:t>Nas 1:1 com o People Lead, demonstra disponibilidade para diálogo, escuta ativa e interesse em compreender seu papel, expectativas e próximos passos. Apresenta postura profissional adequada, abertura para aprender, receptividade a feedbacks e clareza de norte de carreira (</w:t>
-      </w:r>
-      <w:r>
-        <w:rPr>
-          <w:b/>
-        </w:rPr>
-        <w:t>arquitetura mobile</w:t>
-      </w:r>
-      <w:r>
-        <w:t>). Demonstra responsabilidade com combinados, honestidade no fechamento do ciclo e comportamento alinhado a um ambiente colaborativo e respeitoso.</w:t>
+        <w:t>Os feedbacks de projeto confirmam essa leitura. Rafael Coloda (gestor) aponta desempenho consistente e alinhado ao nível, qualidade, cautela nas implementações, comunicação de riscos, busca adequada de apoio e colaboração — com ponto de atenção na disciplina do lançamento de horas no Jira, de forma autônoma. Jessica (liderança técnica) reforça evolução consistente, qualidade, comunicação de riscos, curiosidade e colaboração, com expectativa de maior autonomia técnica/funcional no próximo ciclo. Celline (par) destaca dedicação, transparência, organização, qualidade, prazos e colaboração positiva no dia a dia.</w:t>
       </w:r>
     </w:p>
     <w:p>
       <w:r>
-        <w:t xml:space="preserve">Segue em fase de </w:t>
-      </w:r>
-      <w:r>
-        <w:rPr>
-          <w:b/>
-        </w:rPr>
-        <w:t>consolidação técnica e profissional no nível Associate</w:t>
-      </w:r>
-      <w:r>
-        <w:t xml:space="preserve">, com oportunidades claras de evolução em: maior autonomia na resolução de problemas e em atividades de maior complexidade; formalização de evidências e cases (incl. IA); e </w:t>
-      </w:r>
-      <w:r>
-        <w:rPr>
-          <w:b/>
-        </w:rPr>
-        <w:t>disciplina nas responsabilidades operacionais (lançamento de horas no Jira)</w:t>
-      </w:r>
-      <w:r>
-        <w:t>. As 1:1 têm sido utilizadas como espaço de reflexão sobre carreira, ciclo de performance e crescimento contínuo.</w:t>
+        <w:t>Nas 1:1 com o People Lead, demonstra diálogo, escuta ativa, abertura a feedbacks, postura profissional e norte de carreira em arquitetura mobile. Responsável com combinados, honesta no fechamento do ciclo e alinhada a um ambiente colaborativo.</w:t>
       </w:r>
     </w:p>
     <w:p>
       <w:r>
-        <w:rPr>
-          <w:b/>
-        </w:rPr>
-        <w:t>Recomendação:</w:t>
+        <w:t>Segue em consolidação no nível Associate, com evolução em: autonomia em problemas e atividades mais complexas; formalização de evidências/cases (incl. IA); e disciplina operacional (horas no Jira). As 1:1 apoiam reflexão de carreira e ciclo.</w:t>
       </w:r>
+    </w:p>
+    <w:p>
       <w:r>
-        <w:t xml:space="preserve"> manter no nível </w:t>
-      </w:r>
-      <w:r>
-        <w:rPr>
-          <w:b/>
-        </w:rPr>
-        <w:t>Associate</w:t>
-      </w:r>
-      <w:r>
-        <w:t xml:space="preserve"> neste December Cycle, com reconhecimento do desempenho alinhado ao cargo e dos feedbacks positivos de gestor, liderança técnica e par; </w:t>
-      </w:r>
-      <w:r>
-        <w:rPr>
-          <w:b/>
-        </w:rPr>
-        <w:t>não recomendar promoção</w:t>
-      </w:r>
-      <w:r>
-        <w:t xml:space="preserve"> a Analyst neste FY, dado o tempo de casa e o próprio direcionamento dos feedbacks (consolidação e autonomia). Continuar acompanhamento mensal com plano trimestre/semestre/ano e alinhamento contínuo com </w:t>
-      </w:r>
-      <w:r>
-        <w:rPr>
-          <w:b/>
-        </w:rPr>
-        <w:t>Rafael Coloda</w:t>
-      </w:r>
-      <w:r>
-        <w:t>.</w:t>
+        <w:t>Recomendação: manter Associate neste December Cycle, reconhecendo o desempenho alinhado ao cargo e os feedbacks positivos de gestor, liderança técnica e par; não recomendar promoção a Analyst neste FY (tempo de casa e direcionamento dos feedbacks para consolidação/autonomia). Manter 1:1 mensal com plano trimestre/semestre/ano e alinhamento com Rafael Coloda.</w:t>
       </w:r>
     </w:p>
     <w:p>
@@ -705,21 +500,12 @@
         <w:pStyle w:val="Heading2"/>
       </w:pPr>
       <w:r>
-        <w:t>Versão curta (se o campo tiver limite)</w:t>
+        <w:t>Versão ainda mais curta (~1.100 caracteres)</w:t>
       </w:r>
     </w:p>
     <w:p>
       <w:r>
-        <w:t xml:space="preserve">Durante o FY26, Ana Karina (Associate, Mobile) no BANCO BRADESCO entregou no app nativo com evolução consistente até homologação, preocupação com qualidade e comunicação de riscos. Feedbacks de Rafael Coloda, Jessica e Celline confirmam desempenho alinhado ao nível, colaboração e curiosidade; ponto de evolução: lançamento de horas no Jira de forma autônoma. AZ-900 e inglês C1+ concluídos. </w:t>
-      </w:r>
-      <w:r>
-        <w:rPr>
-          <w:b/>
-        </w:rPr>
-        <w:t>Recomendação: consolidar Associate; não promover a Analyst neste ciclo</w:t>
-      </w:r>
-      <w:r>
-        <w:t xml:space="preserve"> — potencial alto para FY27 com maior autonomia.</w:t>
+        <w:t>Durante o FY26, Ana Karina (Associate, Mobile) no BANCO BRADESCO entregou no app nativo com evolução consistente até homologação, preocupação com qualidade e comunicação de riscos. Feedbacks de Rafael Coloda, Jessica e Celline confirmam desempenho alinhado ao nível, colaboração e curiosidade; ponto de evolução: lançamento de horas no Jira de forma autônoma. AZ-900 e inglês C1+ concluídos. Recomendação: consolidar Associate; não promover a Analyst neste ciclo — potencial alto para FY27 com maior autonomia.</w:t>
       </w:r>
     </w:p>
     <w:p>
